--- a/public/Greencoat_Promoting_Positive_Behaviour_Policy_Mar2026.docx
+++ b/public/Greencoat_Promoting_Positive_Behaviour_Policy_Mar2026.docx
@@ -1107,6 +1107,371 @@
           <w:color w:val="FF0000"/>
         </w:rPr>
       </w:pPr>
+    </w:p>
+    <w:p>
+      <w:pPr>
+        <w:pStyle w:val="Normal"/>
+      </w:pPr>
+      <w:r>
+        <w:rPr>
+          <w:rFonts w:ascii="Calibri" w:hAnsi="Calibri"/>
+        </w:rPr>
+        <w:t xml:space="preserve"/>
+      </w:r>
+    </w:p>
+    <w:p>
+      <w:pPr>
+        <w:pStyle w:val="Normal"/>
+        <w:numPr>
+          <w:ilvl w:val="0"/>
+          <w:numId w:val="12"/>
+        </w:numPr>
+      </w:pPr>
+      <w:r>
+        <w:rPr>
+          <w:rFonts w:ascii="Calibri" w:hAnsi="Calibri"/>
+        </w:rPr>
+        <w:t xml:space="preserve">A pattern of behaviour suggests a child's needs are not being met at home or in the setting</w:t>
+      </w:r>
+    </w:p>
+    <w:p>
+      <w:pPr>
+        <w:pStyle w:val="Normal"/>
+        <w:numPr>
+          <w:ilvl w:val="0"/>
+          <w:numId w:val="12"/>
+        </w:numPr>
+      </w:pPr>
+      <w:r>
+        <w:rPr>
+          <w:rFonts w:ascii="Calibri" w:hAnsi="Calibri"/>
+        </w:rPr>
+        <w:t xml:space="preserve">A child discloses something during or after a behaviour incident that raises a safeguarding concern</w:t>
+      </w:r>
+    </w:p>
+    <w:p>
+      <w:pPr>
+        <w:pStyle w:val="Normal"/>
+        <w:numPr>
+          <w:ilvl w:val="0"/>
+          <w:numId w:val="12"/>
+        </w:numPr>
+      </w:pPr>
+      <w:r>
+        <w:rPr>
+          <w:rFonts w:ascii="Calibri" w:hAnsi="Calibri"/>
+        </w:rPr>
+        <w:t xml:space="preserve">A child's behaviour gives you reason to suspect abuse or neglect at home</w:t>
+      </w:r>
+    </w:p>
+    <w:p>
+      <w:pPr>
+        <w:pStyle w:val="Normal"/>
+      </w:pPr>
+      <w:r>
+        <w:rPr>
+          <w:rFonts w:ascii="Calibri" w:hAnsi="Calibri"/>
+        </w:rPr>
+        <w:t xml:space="preserve">Refer to the DSL immediately if:</w:t>
+      </w:r>
+    </w:p>
+    <w:p>
+      <w:pPr>
+        <w:pStyle w:val="Heading2"/>
+      </w:pPr>
+      <w:r>
+        <w:rPr>
+          <w:rFonts w:ascii="Calibri" w:hAnsi="Calibri"/>
+        </w:rPr>
+        <w:t xml:space="preserve">When to involve the DSL</w:t>
+      </w:r>
+    </w:p>
+    <w:p>
+      <w:pPr>
+        <w:pStyle w:val="Normal"/>
+      </w:pPr>
+      <w:r>
+        <w:rPr>
+          <w:rFonts w:ascii="Calibri" w:hAnsi="Calibri"/>
+        </w:rPr>
+        <w:t xml:space="preserve"/>
+      </w:r>
+    </w:p>
+    <w:p>
+      <w:pPr>
+        <w:pStyle w:val="Normal"/>
+        <w:numPr>
+          <w:ilvl w:val="0"/>
+          <w:numId w:val="12"/>
+        </w:numPr>
+      </w:pPr>
+      <w:r>
+        <w:rPr>
+          <w:rFonts w:ascii="Calibri" w:hAnsi="Calibri"/>
+        </w:rPr>
+        <w:t xml:space="preserve">Inform the child's parent the same day.</w:t>
+      </w:r>
+    </w:p>
+    <w:p>
+      <w:pPr>
+        <w:pStyle w:val="Normal"/>
+        <w:numPr>
+          <w:ilvl w:val="0"/>
+          <w:numId w:val="12"/>
+        </w:numPr>
+      </w:pPr>
+      <w:r>
+        <w:rPr>
+          <w:rFonts w:ascii="Calibri" w:hAnsi="Calibri"/>
+        </w:rPr>
+        <w:t xml:space="preserve">Report it to the site manager the same day.</w:t>
+      </w:r>
+    </w:p>
+    <w:p>
+      <w:pPr>
+        <w:pStyle w:val="Normal"/>
+        <w:numPr>
+          <w:ilvl w:val="0"/>
+          <w:numId w:val="12"/>
+        </w:numPr>
+      </w:pPr>
+      <w:r>
+        <w:rPr>
+          <w:rFonts w:ascii="Calibri" w:hAnsi="Calibri"/>
+        </w:rPr>
+        <w:t xml:space="preserve">Record it in full on the incident log immediately afterwards — what happened, what you did, who witnessed it.</w:t>
+      </w:r>
+    </w:p>
+    <w:p>
+      <w:pPr>
+        <w:pStyle w:val="Normal"/>
+        <w:numPr>
+          <w:ilvl w:val="0"/>
+          <w:numId w:val="12"/>
+        </w:numPr>
+      </w:pPr>
+      <w:r>
+        <w:rPr>
+          <w:rFonts w:ascii="Calibri" w:hAnsi="Calibri"/>
+        </w:rPr>
+        <w:t xml:space="preserve">Use the minimum force necessary for the minimum time.</w:t>
+      </w:r>
+    </w:p>
+    <w:p>
+      <w:pPr>
+        <w:pStyle w:val="Normal"/>
+      </w:pPr>
+      <w:r>
+        <w:rPr>
+          <w:rFonts w:ascii="Calibri" w:hAnsi="Calibri"/>
+        </w:rPr>
+        <w:t xml:space="preserve">Physical intervention (reasonable force to prevent injury to the child or others) is a last resort only. It is never used as a punishment. If you use physical intervention:</w:t>
+      </w:r>
+    </w:p>
+    <w:p>
+      <w:pPr>
+        <w:pStyle w:val="Heading2"/>
+      </w:pPr>
+      <w:r>
+        <w:rPr>
+          <w:rFonts w:ascii="Calibri" w:hAnsi="Calibri"/>
+        </w:rPr>
+        <w:t xml:space="preserve">Physical intervention</w:t>
+      </w:r>
+    </w:p>
+    <w:p>
+      <w:pPr>
+        <w:pStyle w:val="Normal"/>
+      </w:pPr>
+      <w:r>
+        <w:rPr>
+          <w:rFonts w:ascii="Calibri" w:hAnsi="Calibri"/>
+        </w:rPr>
+        <w:t xml:space="preserve"/>
+      </w:r>
+    </w:p>
+    <w:p>
+      <w:pPr>
+        <w:pStyle w:val="Normal"/>
+        <w:numPr>
+          <w:ilvl w:val="0"/>
+          <w:numId w:val="12"/>
+        </w:numPr>
+      </w:pPr>
+      <w:r>
+        <w:rPr>
+          <w:rFonts w:ascii="Calibri" w:hAnsi="Calibri"/>
+        </w:rPr>
+        <w:t xml:space="preserve">If the behaviour is frequent, severe or escalating: speak to the named behaviour lead (Sidra Begum) within 24 hours. Do not wait for it to resolve on its own.</w:t>
+      </w:r>
+    </w:p>
+    <w:p>
+      <w:pPr>
+        <w:pStyle w:val="Normal"/>
+        <w:numPr>
+          <w:ilvl w:val="0"/>
+          <w:numId w:val="12"/>
+        </w:numPr>
+      </w:pPr>
+      <w:r>
+        <w:rPr>
+          <w:rFonts w:ascii="Calibri" w:hAnsi="Calibri"/>
+        </w:rPr>
+        <w:t xml:space="preserve">Tell the parent of the child whose behaviour was challenging at the end of the session — supportively, focusing on what you are doing to help.</w:t>
+      </w:r>
+    </w:p>
+    <w:p>
+      <w:pPr>
+        <w:pStyle w:val="Normal"/>
+        <w:numPr>
+          <w:ilvl w:val="0"/>
+          <w:numId w:val="12"/>
+        </w:numPr>
+      </w:pPr>
+      <w:r>
+        <w:rPr>
+          <w:rFonts w:ascii="Calibri" w:hAnsi="Calibri"/>
+        </w:rPr>
+        <w:t xml:space="preserve">Tell the parent of the child who was hurt at the end of the session — factually and without naming the other child. Record this conversation.</w:t>
+      </w:r>
+    </w:p>
+    <w:p>
+      <w:pPr>
+        <w:pStyle w:val="Normal"/>
+        <w:numPr>
+          <w:ilvl w:val="0"/>
+          <w:numId w:val="12"/>
+        </w:numPr>
+      </w:pPr>
+      <w:r>
+        <w:rPr>
+          <w:rFonts w:ascii="Calibri" w:hAnsi="Calibri"/>
+        </w:rPr>
+        <w:t xml:space="preserve">Record the incident on the nursery incident log the same day — what happened, context, response taken, outcome.</w:t>
+      </w:r>
+    </w:p>
+    <w:p>
+      <w:pPr>
+        <w:pStyle w:val="Normal"/>
+        <w:numPr>
+          <w:ilvl w:val="0"/>
+          <w:numId w:val="12"/>
+        </w:numPr>
+      </w:pPr>
+      <w:r>
+        <w:rPr>
+          <w:rFonts w:ascii="Calibri" w:hAnsi="Calibri"/>
+        </w:rPr>
+        <w:t xml:space="preserve">Once calm, reconnect with warmth. Acknowledge their feelings: "You were frustrated. It's hard when..."</w:t>
+      </w:r>
+    </w:p>
+    <w:p>
+      <w:pPr>
+        <w:pStyle w:val="Normal"/>
+        <w:numPr>
+          <w:ilvl w:val="0"/>
+          <w:numId w:val="12"/>
+        </w:numPr>
+      </w:pPr>
+      <w:r>
+        <w:rPr>
+          <w:rFonts w:ascii="Calibri" w:hAnsi="Calibri"/>
+        </w:rPr>
+        <w:t xml:space="preserve">Give the child time and space to regulate. Do not pursue or crowd them. Remain nearby and calm.</w:t>
+      </w:r>
+    </w:p>
+    <w:p>
+      <w:pPr>
+        <w:pStyle w:val="Normal"/>
+        <w:numPr>
+          <w:ilvl w:val="0"/>
+          <w:numId w:val="12"/>
+        </w:numPr>
+      </w:pPr>
+      <w:r>
+        <w:rPr>
+          <w:rFonts w:ascii="Calibri" w:hAnsi="Calibri"/>
+        </w:rPr>
+        <w:t xml:space="preserve">If another child has been hurt: attend to the hurt child first, in full view of the child who caused the hurt.</w:t>
+      </w:r>
+    </w:p>
+    <w:p>
+      <w:pPr>
+        <w:pStyle w:val="Normal"/>
+        <w:numPr>
+          <w:ilvl w:val="0"/>
+          <w:numId w:val="12"/>
+        </w:numPr>
+      </w:pPr>
+      <w:r>
+        <w:rPr>
+          <w:rFonts w:ascii="Calibri" w:hAnsi="Calibri"/>
+        </w:rPr>
+        <w:t xml:space="preserve">Redirect: offer an alternative activity, object or space. Give the child something to do, not just something to stop.</w:t>
+      </w:r>
+    </w:p>
+    <w:p>
+      <w:pPr>
+        <w:pStyle w:val="Normal"/>
+        <w:numPr>
+          <w:ilvl w:val="0"/>
+          <w:numId w:val="12"/>
+        </w:numPr>
+      </w:pPr>
+      <w:r>
+        <w:rPr>
+          <w:rFonts w:ascii="Calibri" w:hAnsi="Calibri"/>
+        </w:rPr>
+        <w:t xml:space="preserve">Get down to the child's level. Make brief eye contact. Name the behaviour, not the child — say "hitting hurts" not "you're naughty".</w:t>
+      </w:r>
+    </w:p>
+    <w:p>
+      <w:pPr>
+        <w:pStyle w:val="Normal"/>
+        <w:numPr>
+          <w:ilvl w:val="0"/>
+          <w:numId w:val="12"/>
+        </w:numPr>
+      </w:pPr>
+      <w:r>
+        <w:rPr>
+          <w:rFonts w:ascii="Calibri" w:hAnsi="Calibri"/>
+        </w:rPr>
+        <w:t xml:space="preserve">Stay calm and use a low, steady voice. Never raise your voice at a child.</w:t>
+      </w:r>
+    </w:p>
+    <w:p>
+      <w:pPr>
+        <w:pStyle w:val="Normal"/>
+      </w:pPr>
+      <w:r>
+        <w:rPr>
+          <w:rFonts w:ascii="Calibri" w:hAnsi="Calibri"/>
+        </w:rPr>
+        <w:t xml:space="preserve">Follow these steps every time:</w:t>
+      </w:r>
+    </w:p>
+    <w:p>
+      <w:pPr>
+        <w:pStyle w:val="Heading2"/>
+      </w:pPr>
+      <w:r>
+        <w:rPr>
+          <w:rFonts w:ascii="Calibri" w:hAnsi="Calibri"/>
+        </w:rPr>
+        <w:t xml:space="preserve">When a child displays challenging behaviour — what staff must do</w:t>
+      </w:r>
+    </w:p>
+    <w:p>
+      <w:pPr>
+        <w:pStyle w:val="Normal"/>
+      </w:pPr>
+      <w:r>
+        <w:rPr>
+          <w:rFonts w:ascii="Calibri" w:hAnsi="Calibri"/>
+        </w:rPr>
+        <w:t xml:space="preserve"/>
+      </w:r>
     </w:p>
     <w:p>
       <w:pPr>
